--- a/docs/openapi.docx
+++ b/docs/openapi.docx
@@ -2,7 +2,7 @@
 <file path=word/document.xml><?xml version="1.0" encoding="utf-8"?>
 <w:document xmlns:w="http://schemas.openxmlformats.org/wordprocessingml/2006/main" xmlns:m="http://schemas.openxmlformats.org/officeDocument/2006/math" xmlns:r="http://schemas.openxmlformats.org/officeDocument/2006/relationships" xmlns:o="urn:schemas-microsoft-com:office:office" xmlns:v="urn:schemas-microsoft-com:vml" xmlns:w10="urn:schemas-microsoft-com:office:word" xmlns:a="http://schemas.openxmlformats.org/drawingml/2006/main" xmlns:pic="http://schemas.openxmlformats.org/drawingml/2006/picture" xmlns:wp="http://schemas.openxmlformats.org/drawingml/2006/wordprocessingDrawing">
   <w:body>
-    <w:bookmarkStart w:id="26" w:name="уведомления-api"/>
+    <w:bookmarkStart w:id="36" w:name="уведомления-api"/>
     <w:p>
       <w:pPr>
         <w:pStyle w:val="1"/>
@@ -69,7 +69,7 @@
         <w:t xml:space="preserve">REST API для push-уведомлений</w:t>
       </w:r>
     </w:p>
-    <w:bookmarkStart w:id="23" w:name="operations"/>
+    <w:bookmarkStart w:id="33" w:name="operations"/>
     <w:p>
       <w:pPr>
         <w:pStyle w:val="2"/>
@@ -763,13 +763,13 @@
     <w:bookmarkEnd w:id="14"/>
     <w:bookmarkEnd w:id="15"/>
     <w:bookmarkEnd w:id="16"/>
-    <w:bookmarkStart w:id="22" w:name="получить-уведомления"/>
+    <w:bookmarkStart w:id="26" w:name="установать-firebase-токен-пользователя"/>
     <w:p>
       <w:pPr>
         <w:pStyle w:val="3"/>
       </w:pPr>
       <w:r>
-        <w:t xml:space="preserve">Получить уведомления</w:t>
+        <w:t xml:space="preserve">Установать Firebase-токен пользователя</w:t>
       </w:r>
     </w:p>
     <w:p>
@@ -794,7 +794,7 @@
         <w:rPr>
           <w:rStyle w:val="VerbatimChar"/>
         </w:rPr>
-        <w:t xml:space="preserve">GET</w:t>
+        <w:t xml:space="preserve">POST</w:t>
       </w:r>
     </w:p>
     <w:p>
@@ -819,7 +819,7 @@
         <w:rPr>
           <w:rStyle w:val="VerbatimChar"/>
         </w:rPr>
-        <w:t xml:space="preserve">/notifications</w:t>
+        <w:t xml:space="preserve">/auth/setFirebaseToken</w:t>
       </w:r>
     </w:p>
     <w:p>
@@ -827,38 +827,79 @@
         <w:pStyle w:val="FirstParagraph"/>
       </w:pPr>
       <w:r>
-        <w:t xml:space="preserve">Запрос списка последних непрочитанных уведомлений текущего пользователя. (требует авторизации)</w:t>
-      </w:r>
-    </w:p>
-    <w:bookmarkStart w:id="21" w:name="responses-1"/>
+        <w:t xml:space="preserve">Установать Firebase-токен пользователя для последующего использования при отправки уведомлений сервером. (требует авторизации)</w:t>
+      </w:r>
+    </w:p>
+    <w:bookmarkStart w:id="20" w:name="request-body-1"/>
     <w:p>
       <w:pPr>
         <w:pStyle w:val="4"/>
       </w:pPr>
       <w:r>
-        <w:t xml:space="preserve">Responses</w:t>
-      </w:r>
-    </w:p>
-    <w:bookmarkStart w:id="18" w:name="status-200-список-новых-уведомлений"/>
+        <w:t xml:space="preserve">Request Body</w:t>
+      </w:r>
+    </w:p>
+    <w:bookmarkStart w:id="17" w:name="content-type-applicationjson-3"/>
     <w:p>
       <w:pPr>
         <w:pStyle w:val="5"/>
       </w:pPr>
       <w:r>
-        <w:t xml:space="preserve">Status: 200 Список новых уведомлений</w:t>
-      </w:r>
-    </w:p>
-    <w:bookmarkStart w:id="17" w:name="content-type-applicationjson-3"/>
-    <w:p>
-      <w:pPr>
-        <w:pStyle w:val="6"/>
-      </w:pPr>
-      <w:r>
         <w:t xml:space="preserve">Content-Type: application/json</w:t>
       </w:r>
     </w:p>
     <w:p>
       <w:pPr>
+        <w:numPr>
+          <w:ilvl w:val="0"/>
+          <w:numId w:val="1007"/>
+        </w:numPr>
+      </w:pPr>
+      <w:r>
+        <w:rPr>
+          <w:rStyle w:val="VerbatimChar"/>
+          <w:b/>
+          <w:bCs/>
+        </w:rPr>
+        <w:t xml:space="preserve">firebaseToken</w:t>
+      </w:r>
+      <w:r>
+        <w:rPr>
+          <w:b/>
+          <w:bCs/>
+        </w:rPr>
+        <w:t xml:space="preserve"> </w:t>
+      </w:r>
+      <w:r>
+        <w:rPr>
+          <w:b/>
+          <w:bCs/>
+        </w:rPr>
+        <w:t xml:space="preserve">(required)</w:t>
+      </w:r>
+    </w:p>
+    <w:p>
+      <w:pPr>
+        <w:numPr>
+          <w:ilvl w:val="0"/>
+          <w:numId w:val="1000"/>
+        </w:numPr>
+      </w:pPr>
+      <w:r>
+        <w:rPr>
+          <w:rStyle w:val="VerbatimChar"/>
+        </w:rPr>
+        <w:t xml:space="preserve">string</w:t>
+      </w:r>
+      <w:r>
+        <w:t xml:space="preserve"> </w:t>
+      </w:r>
+      <w:r>
+        <w:t xml:space="preserve">— Firebase-токен пользователя</w:t>
+      </w:r>
+    </w:p>
+    <w:p>
+      <w:pPr>
         <w:pStyle w:val="FirstParagraph"/>
       </w:pPr>
       <w:r>
@@ -866,23 +907,86 @@
           <w:b/>
           <w:bCs/>
         </w:rPr>
-        <w:t xml:space="preserve">Array of:</w:t>
-      </w:r>
-    </w:p>
-    <w:p>
-      <w:pPr>
-        <w:numPr>
-          <w:ilvl w:val="0"/>
-          <w:numId w:val="1007"/>
-        </w:numPr>
-      </w:pPr>
-      <w:r>
-        <w:rPr>
-          <w:rStyle w:val="VerbatimChar"/>
-          <w:b/>
-          <w:bCs/>
-        </w:rPr>
-        <w:t xml:space="preserve">date</w:t>
+        <w:t xml:space="preserve">Example:</w:t>
+      </w:r>
+    </w:p>
+    <w:p>
+      <w:pPr>
+        <w:pStyle w:val="SourceCode"/>
+      </w:pPr>
+      <w:r>
+        <w:rPr>
+          <w:rStyle w:val="FunctionTok"/>
+        </w:rPr>
+        <w:t xml:space="preserve">{</w:t>
+      </w:r>
+      <w:r>
+        <w:br/>
+      </w:r>
+      <w:r>
+        <w:rPr>
+          <w:rStyle w:val="NormalTok"/>
+        </w:rPr>
+        <w:t xml:space="preserve">  </w:t>
+      </w:r>
+      <w:r>
+        <w:rPr>
+          <w:rStyle w:val="DataTypeTok"/>
+        </w:rPr>
+        <w:t xml:space="preserve">"firebaseToken"</w:t>
+      </w:r>
+      <w:r>
+        <w:rPr>
+          <w:rStyle w:val="FunctionTok"/>
+        </w:rPr>
+        <w:t xml:space="preserve">:</w:t>
+      </w:r>
+      <w:r>
+        <w:rPr>
+          <w:rStyle w:val="NormalTok"/>
+        </w:rPr>
+        <w:t xml:space="preserve"> </w:t>
+      </w:r>
+      <w:r>
+        <w:rPr>
+          <w:rStyle w:val="StringTok"/>
+        </w:rPr>
+        <w:t xml:space="preserve">"0000000000000000_00000:00000000000000000000-0000000000000000000000000000000000000000000000000000_000000000000000000000000000-00000000000000000"</w:t>
+      </w:r>
+      <w:r>
+        <w:br/>
+      </w:r>
+      <w:r>
+        <w:rPr>
+          <w:rStyle w:val="FunctionTok"/>
+        </w:rPr>
+        <w:t xml:space="preserve">}</w:t>
+      </w:r>
+    </w:p>
+    <w:bookmarkEnd w:id="17"/>
+    <w:bookmarkStart w:id="18" w:name="Xcdcc9d9b4cb34b4f930b2e4a7c1ce75437c4ad3"/>
+    <w:p>
+      <w:pPr>
+        <w:pStyle w:val="5"/>
+      </w:pPr>
+      <w:r>
+        <w:t xml:space="preserve">Content-Type: application/x-www-form-urlencoded</w:t>
+      </w:r>
+    </w:p>
+    <w:p>
+      <w:pPr>
+        <w:numPr>
+          <w:ilvl w:val="0"/>
+          <w:numId w:val="1008"/>
+        </w:numPr>
+      </w:pPr>
+      <w:r>
+        <w:rPr>
+          <w:rStyle w:val="VerbatimChar"/>
+          <w:b/>
+          <w:bCs/>
+        </w:rPr>
+        <w:t xml:space="preserve">firebaseToken</w:t>
       </w:r>
       <w:r>
         <w:rPr>
@@ -913,38 +1017,101 @@
         <w:t xml:space="preserve">string</w:t>
       </w:r>
       <w:r>
-        <w:t xml:space="preserve">, format:</w:t>
-      </w:r>
-      <w:r>
-        <w:t xml:space="preserve"> </w:t>
-      </w:r>
-      <w:r>
-        <w:rPr>
-          <w:rStyle w:val="VerbatimChar"/>
-        </w:rPr>
-        <w:t xml:space="preserve">date-time</w:t>
-      </w:r>
-      <w:r>
-        <w:t xml:space="preserve"> </w:t>
-      </w:r>
-      <w:r>
-        <w:t xml:space="preserve">— Дата и время создания уведомления в формате ISO 8601</w:t>
-      </w:r>
-    </w:p>
-    <w:p>
-      <w:pPr>
-        <w:numPr>
-          <w:ilvl w:val="0"/>
-          <w:numId w:val="1007"/>
-        </w:numPr>
-      </w:pPr>
-      <w:r>
-        <w:rPr>
-          <w:rStyle w:val="VerbatimChar"/>
-          <w:b/>
-          <w:bCs/>
-        </w:rPr>
-        <w:t xml:space="preserve">priority</w:t>
+        <w:t xml:space="preserve"> </w:t>
+      </w:r>
+      <w:r>
+        <w:t xml:space="preserve">— Firebase-токен пользователя</w:t>
+      </w:r>
+    </w:p>
+    <w:p>
+      <w:pPr>
+        <w:pStyle w:val="FirstParagraph"/>
+      </w:pPr>
+      <w:r>
+        <w:rPr>
+          <w:b/>
+          <w:bCs/>
+        </w:rPr>
+        <w:t xml:space="preserve">Example:</w:t>
+      </w:r>
+    </w:p>
+    <w:p>
+      <w:pPr>
+        <w:pStyle w:val="SourceCode"/>
+      </w:pPr>
+      <w:r>
+        <w:rPr>
+          <w:rStyle w:val="FunctionTok"/>
+        </w:rPr>
+        <w:t xml:space="preserve">{</w:t>
+      </w:r>
+      <w:r>
+        <w:br/>
+      </w:r>
+      <w:r>
+        <w:rPr>
+          <w:rStyle w:val="NormalTok"/>
+        </w:rPr>
+        <w:t xml:space="preserve">  </w:t>
+      </w:r>
+      <w:r>
+        <w:rPr>
+          <w:rStyle w:val="DataTypeTok"/>
+        </w:rPr>
+        <w:t xml:space="preserve">"firebaseToken"</w:t>
+      </w:r>
+      <w:r>
+        <w:rPr>
+          <w:rStyle w:val="FunctionTok"/>
+        </w:rPr>
+        <w:t xml:space="preserve">:</w:t>
+      </w:r>
+      <w:r>
+        <w:rPr>
+          <w:rStyle w:val="NormalTok"/>
+        </w:rPr>
+        <w:t xml:space="preserve"> </w:t>
+      </w:r>
+      <w:r>
+        <w:rPr>
+          <w:rStyle w:val="StringTok"/>
+        </w:rPr>
+        <w:t xml:space="preserve">"0000000000000000_00000:00000000000000000000-0000000000000000000000000000000000000000000000000000_000000000000000000000000000-00000000000000000"</w:t>
+      </w:r>
+      <w:r>
+        <w:br/>
+      </w:r>
+      <w:r>
+        <w:rPr>
+          <w:rStyle w:val="FunctionTok"/>
+        </w:rPr>
+        <w:t xml:space="preserve">}</w:t>
+      </w:r>
+    </w:p>
+    <w:bookmarkEnd w:id="18"/>
+    <w:bookmarkStart w:id="19" w:name="content-type-multipartform-data"/>
+    <w:p>
+      <w:pPr>
+        <w:pStyle w:val="5"/>
+      </w:pPr>
+      <w:r>
+        <w:t xml:space="preserve">Content-Type: multipart/form-data</w:t>
+      </w:r>
+    </w:p>
+    <w:p>
+      <w:pPr>
+        <w:numPr>
+          <w:ilvl w:val="0"/>
+          <w:numId w:val="1009"/>
+        </w:numPr>
+      </w:pPr>
+      <w:r>
+        <w:rPr>
+          <w:rStyle w:val="VerbatimChar"/>
+          <w:b/>
+          <w:bCs/>
+        </w:rPr>
+        <w:t xml:space="preserve">firebaseToken</w:t>
       </w:r>
       <w:r>
         <w:rPr>
@@ -975,168 +1142,10 @@
         <w:t xml:space="preserve">string</w:t>
       </w:r>
       <w:r>
-        <w:t xml:space="preserve">, possible values:</w:t>
-      </w:r>
-      <w:r>
-        <w:t xml:space="preserve"> </w:t>
-      </w:r>
-      <w:r>
-        <w:rPr>
-          <w:rStyle w:val="VerbatimChar"/>
-        </w:rPr>
-        <w:t xml:space="preserve">"low", "medium", "high", "critical"</w:t>
-      </w:r>
-      <w:r>
-        <w:t xml:space="preserve">, default:</w:t>
-      </w:r>
-      <w:r>
-        <w:t xml:space="preserve"> </w:t>
-      </w:r>
-      <w:r>
-        <w:rPr>
-          <w:rStyle w:val="VerbatimChar"/>
-        </w:rPr>
-        <w:t xml:space="preserve">"medium"</w:t>
-      </w:r>
-      <w:r>
-        <w:t xml:space="preserve"> </w:t>
-      </w:r>
-      <w:r>
-        <w:t xml:space="preserve">— Приоритет важности уведомления</w:t>
-      </w:r>
-    </w:p>
-    <w:p>
-      <w:pPr>
-        <w:numPr>
-          <w:ilvl w:val="0"/>
-          <w:numId w:val="1007"/>
-        </w:numPr>
-      </w:pPr>
-      <w:r>
-        <w:rPr>
-          <w:rStyle w:val="VerbatimChar"/>
-          <w:b/>
-          <w:bCs/>
-        </w:rPr>
-        <w:t xml:space="preserve">text</w:t>
-      </w:r>
-      <w:r>
-        <w:rPr>
-          <w:b/>
-          <w:bCs/>
-        </w:rPr>
-        <w:t xml:space="preserve"> </w:t>
-      </w:r>
-      <w:r>
-        <w:rPr>
-          <w:b/>
-          <w:bCs/>
-        </w:rPr>
-        <w:t xml:space="preserve">(required)</w:t>
-      </w:r>
-    </w:p>
-    <w:p>
-      <w:pPr>
-        <w:numPr>
-          <w:ilvl w:val="0"/>
-          <w:numId w:val="1000"/>
-        </w:numPr>
-      </w:pPr>
-      <w:r>
-        <w:rPr>
-          <w:rStyle w:val="VerbatimChar"/>
-        </w:rPr>
-        <w:t xml:space="preserve">string</w:t>
-      </w:r>
-      <w:r>
-        <w:t xml:space="preserve"> </w:t>
-      </w:r>
-      <w:r>
-        <w:t xml:space="preserve">— Текстовое содержание уведомления</w:t>
-      </w:r>
-    </w:p>
-    <w:p>
-      <w:pPr>
-        <w:numPr>
-          <w:ilvl w:val="0"/>
-          <w:numId w:val="1007"/>
-        </w:numPr>
-      </w:pPr>
-      <w:r>
-        <w:rPr>
-          <w:rStyle w:val="VerbatimChar"/>
-          <w:b/>
-          <w:bCs/>
-        </w:rPr>
-        <w:t xml:space="preserve">icon</w:t>
-      </w:r>
-    </w:p>
-    <w:p>
-      <w:pPr>
-        <w:numPr>
-          <w:ilvl w:val="0"/>
-          <w:numId w:val="1000"/>
-        </w:numPr>
-      </w:pPr>
-      <w:r>
-        <w:rPr>
-          <w:rStyle w:val="VerbatimChar"/>
-        </w:rPr>
-        <w:t xml:space="preserve">string</w:t>
-      </w:r>
-      <w:r>
-        <w:t xml:space="preserve">, format:</w:t>
-      </w:r>
-      <w:r>
-        <w:t xml:space="preserve"> </w:t>
-      </w:r>
-      <w:r>
-        <w:rPr>
-          <w:rStyle w:val="VerbatimChar"/>
-        </w:rPr>
-        <w:t xml:space="preserve">uri</w:t>
-      </w:r>
-      <w:r>
-        <w:t xml:space="preserve"> </w:t>
-      </w:r>
-      <w:r>
-        <w:t xml:space="preserve">— Ссылка на иконку уведомления (опционально)</w:t>
-      </w:r>
-    </w:p>
-    <w:p>
-      <w:pPr>
-        <w:numPr>
-          <w:ilvl w:val="0"/>
-          <w:numId w:val="1007"/>
-        </w:numPr>
-      </w:pPr>
-      <w:r>
-        <w:rPr>
-          <w:rStyle w:val="VerbatimChar"/>
-          <w:b/>
-          <w:bCs/>
-        </w:rPr>
-        <w:t xml:space="preserve">title</w:t>
-      </w:r>
-    </w:p>
-    <w:p>
-      <w:pPr>
-        <w:numPr>
-          <w:ilvl w:val="0"/>
-          <w:numId w:val="1000"/>
-        </w:numPr>
-      </w:pPr>
-      <w:r>
-        <w:rPr>
-          <w:rStyle w:val="VerbatimChar"/>
-        </w:rPr>
-        <w:t xml:space="preserve">string</w:t>
-      </w:r>
-      <w:r>
-        <w:t xml:space="preserve"> </w:t>
-      </w:r>
-      <w:r>
-        <w:t xml:space="preserve">— Заголовок уведомления (опционально)</w:t>
+        <w:t xml:space="preserve"> </w:t>
+      </w:r>
+      <w:r>
+        <w:t xml:space="preserve">— Firebase-токен пользователя</w:t>
       </w:r>
     </w:p>
     <w:p>
@@ -1157,9 +1166,9 @@
       </w:pPr>
       <w:r>
         <w:rPr>
-          <w:rStyle w:val="OtherTok"/>
-        </w:rPr>
-        <w:t xml:space="preserve">[</w:t>
+          <w:rStyle w:val="FunctionTok"/>
+        </w:rPr>
+        <w:t xml:space="preserve">{</w:t>
       </w:r>
       <w:r>
         <w:br/>
@@ -1172,449 +1181,27 @@
       </w:r>
       <w:r>
         <w:rPr>
-          <w:rStyle w:val="FunctionTok"/>
-        </w:rPr>
-        <w:t xml:space="preserve">{</w:t>
-      </w:r>
-      <w:r>
-        <w:br/>
+          <w:rStyle w:val="DataTypeTok"/>
+        </w:rPr>
+        <w:t xml:space="preserve">"firebaseToken"</w:t>
+      </w:r>
+      <w:r>
+        <w:rPr>
+          <w:rStyle w:val="FunctionTok"/>
+        </w:rPr>
+        <w:t xml:space="preserve">:</w:t>
       </w:r>
       <w:r>
         <w:rPr>
           <w:rStyle w:val="NormalTok"/>
         </w:rPr>
-        <w:t xml:space="preserve">    </w:t>
-      </w:r>
-      <w:r>
-        <w:rPr>
-          <w:rStyle w:val="DataTypeTok"/>
-        </w:rPr>
-        <w:t xml:space="preserve">"date"</w:t>
-      </w:r>
-      <w:r>
-        <w:rPr>
-          <w:rStyle w:val="FunctionTok"/>
-        </w:rPr>
-        <w:t xml:space="preserve">:</w:t>
-      </w:r>
-      <w:r>
-        <w:rPr>
-          <w:rStyle w:val="NormalTok"/>
-        </w:rPr>
         <w:t xml:space="preserve"> </w:t>
       </w:r>
       <w:r>
         <w:rPr>
           <w:rStyle w:val="StringTok"/>
         </w:rPr>
-        <w:t xml:space="preserve">"2006-10-04T12:00:00.000Z"</w:t>
-      </w:r>
-      <w:r>
-        <w:rPr>
-          <w:rStyle w:val="FunctionTok"/>
-        </w:rPr>
-        <w:t xml:space="preserve">,</w:t>
-      </w:r>
-      <w:r>
-        <w:br/>
-      </w:r>
-      <w:r>
-        <w:rPr>
-          <w:rStyle w:val="NormalTok"/>
-        </w:rPr>
-        <w:t xml:space="preserve">    </w:t>
-      </w:r>
-      <w:r>
-        <w:rPr>
-          <w:rStyle w:val="DataTypeTok"/>
-        </w:rPr>
-        <w:t xml:space="preserve">"title"</w:t>
-      </w:r>
-      <w:r>
-        <w:rPr>
-          <w:rStyle w:val="FunctionTok"/>
-        </w:rPr>
-        <w:t xml:space="preserve">:</w:t>
-      </w:r>
-      <w:r>
-        <w:rPr>
-          <w:rStyle w:val="NormalTok"/>
-        </w:rPr>
-        <w:t xml:space="preserve"> </w:t>
-      </w:r>
-      <w:r>
-        <w:rPr>
-          <w:rStyle w:val="StringTok"/>
-        </w:rPr>
-        <w:t xml:space="preserve">"Сообщение от L"</w:t>
-      </w:r>
-      <w:r>
-        <w:rPr>
-          <w:rStyle w:val="FunctionTok"/>
-        </w:rPr>
-        <w:t xml:space="preserve">,</w:t>
-      </w:r>
-      <w:r>
-        <w:br/>
-      </w:r>
-      <w:r>
-        <w:rPr>
-          <w:rStyle w:val="NormalTok"/>
-        </w:rPr>
-        <w:t xml:space="preserve">    </w:t>
-      </w:r>
-      <w:r>
-        <w:rPr>
-          <w:rStyle w:val="DataTypeTok"/>
-        </w:rPr>
-        <w:t xml:space="preserve">"icon"</w:t>
-      </w:r>
-      <w:r>
-        <w:rPr>
-          <w:rStyle w:val="FunctionTok"/>
-        </w:rPr>
-        <w:t xml:space="preserve">:</w:t>
-      </w:r>
-      <w:r>
-        <w:rPr>
-          <w:rStyle w:val="NormalTok"/>
-        </w:rPr>
-        <w:t xml:space="preserve"> </w:t>
-      </w:r>
-      <w:r>
-        <w:rPr>
-          <w:rStyle w:val="StringTok"/>
-        </w:rPr>
-        <w:t xml:space="preserve">"https://example.com/icon.png"</w:t>
-      </w:r>
-      <w:r>
-        <w:rPr>
-          <w:rStyle w:val="FunctionTok"/>
-        </w:rPr>
-        <w:t xml:space="preserve">,</w:t>
-      </w:r>
-      <w:r>
-        <w:br/>
-      </w:r>
-      <w:r>
-        <w:rPr>
-          <w:rStyle w:val="NormalTok"/>
-        </w:rPr>
-        <w:t xml:space="preserve">    </w:t>
-      </w:r>
-      <w:r>
-        <w:rPr>
-          <w:rStyle w:val="DataTypeTok"/>
-        </w:rPr>
-        <w:t xml:space="preserve">"priority"</w:t>
-      </w:r>
-      <w:r>
-        <w:rPr>
-          <w:rStyle w:val="FunctionTok"/>
-        </w:rPr>
-        <w:t xml:space="preserve">:</w:t>
-      </w:r>
-      <w:r>
-        <w:rPr>
-          <w:rStyle w:val="NormalTok"/>
-        </w:rPr>
-        <w:t xml:space="preserve"> </w:t>
-      </w:r>
-      <w:r>
-        <w:rPr>
-          <w:rStyle w:val="StringTok"/>
-        </w:rPr>
-        <w:t xml:space="preserve">"medium"</w:t>
-      </w:r>
-      <w:r>
-        <w:rPr>
-          <w:rStyle w:val="FunctionTok"/>
-        </w:rPr>
-        <w:t xml:space="preserve">,</w:t>
-      </w:r>
-      <w:r>
-        <w:br/>
-      </w:r>
-      <w:r>
-        <w:rPr>
-          <w:rStyle w:val="NormalTok"/>
-        </w:rPr>
-        <w:t xml:space="preserve">    </w:t>
-      </w:r>
-      <w:r>
-        <w:rPr>
-          <w:rStyle w:val="DataTypeTok"/>
-        </w:rPr>
-        <w:t xml:space="preserve">"text"</w:t>
-      </w:r>
-      <w:r>
-        <w:rPr>
-          <w:rStyle w:val="FunctionTok"/>
-        </w:rPr>
-        <w:t xml:space="preserve">:</w:t>
-      </w:r>
-      <w:r>
-        <w:rPr>
-          <w:rStyle w:val="NormalTok"/>
-        </w:rPr>
-        <w:t xml:space="preserve"> </w:t>
-      </w:r>
-      <w:r>
-        <w:rPr>
-          <w:rStyle w:val="StringTok"/>
-        </w:rPr>
-        <w:t xml:space="preserve">"Приходи в офис в 6 вечера"</w:t>
-      </w:r>
-      <w:r>
-        <w:br/>
-      </w:r>
-      <w:r>
-        <w:rPr>
-          <w:rStyle w:val="NormalTok"/>
-        </w:rPr>
-        <w:t xml:space="preserve">  </w:t>
-      </w:r>
-      <w:r>
-        <w:rPr>
-          <w:rStyle w:val="FunctionTok"/>
-        </w:rPr>
-        <w:t xml:space="preserve">}</w:t>
-      </w:r>
-      <w:r>
-        <w:br/>
-      </w:r>
-      <w:r>
-        <w:rPr>
-          <w:rStyle w:val="OtherTok"/>
-        </w:rPr>
-        <w:t xml:space="preserve">]</w:t>
-      </w:r>
-    </w:p>
-    <w:bookmarkEnd w:id="17"/>
-    <w:bookmarkEnd w:id="18"/>
-    <w:bookmarkStart w:id="20" w:name="status-401-стандартный-объект-ошибки"/>
-    <w:p>
-      <w:pPr>
-        <w:pStyle w:val="5"/>
-      </w:pPr>
-      <w:r>
-        <w:t xml:space="preserve">Status: 401 Стандартный объект ошибки</w:t>
-      </w:r>
-    </w:p>
-    <w:bookmarkStart w:id="19" w:name="content-type-applicationjson-4"/>
-    <w:p>
-      <w:pPr>
-        <w:pStyle w:val="6"/>
-      </w:pPr>
-      <w:r>
-        <w:t xml:space="preserve">Content-Type: application/json</w:t>
-      </w:r>
-    </w:p>
-    <w:p>
-      <w:pPr>
-        <w:numPr>
-          <w:ilvl w:val="0"/>
-          <w:numId w:val="1008"/>
-        </w:numPr>
-      </w:pPr>
-      <w:r>
-        <w:rPr>
-          <w:rStyle w:val="VerbatimChar"/>
-          <w:b/>
-          <w:bCs/>
-        </w:rPr>
-        <w:t xml:space="preserve">code</w:t>
-      </w:r>
-      <w:r>
-        <w:rPr>
-          <w:b/>
-          <w:bCs/>
-        </w:rPr>
-        <w:t xml:space="preserve"> </w:t>
-      </w:r>
-      <w:r>
-        <w:rPr>
-          <w:b/>
-          <w:bCs/>
-        </w:rPr>
-        <w:t xml:space="preserve">(required)</w:t>
-      </w:r>
-    </w:p>
-    <w:p>
-      <w:pPr>
-        <w:numPr>
-          <w:ilvl w:val="0"/>
-          <w:numId w:val="1000"/>
-        </w:numPr>
-      </w:pPr>
-      <w:r>
-        <w:rPr>
-          <w:rStyle w:val="VerbatimChar"/>
-        </w:rPr>
-        <w:t xml:space="preserve">number</w:t>
-      </w:r>
-      <w:r>
-        <w:t xml:space="preserve">, possible values:</w:t>
-      </w:r>
-      <w:r>
-        <w:t xml:space="preserve"> </w:t>
-      </w:r>
-      <w:r>
-        <w:rPr>
-          <w:rStyle w:val="VerbatimChar"/>
-        </w:rPr>
-        <w:t xml:space="preserve">400, 401</w:t>
-      </w:r>
-      <w:r>
-        <w:t xml:space="preserve"> </w:t>
-      </w:r>
-      <w:r>
-        <w:t xml:space="preserve">— HTTP-статус ответа (код)</w:t>
-      </w:r>
-    </w:p>
-    <w:p>
-      <w:pPr>
-        <w:numPr>
-          <w:ilvl w:val="0"/>
-          <w:numId w:val="1008"/>
-        </w:numPr>
-      </w:pPr>
-      <w:r>
-        <w:rPr>
-          <w:rStyle w:val="VerbatimChar"/>
-          <w:b/>
-          <w:bCs/>
-        </w:rPr>
-        <w:t xml:space="preserve">message</w:t>
-      </w:r>
-      <w:r>
-        <w:rPr>
-          <w:b/>
-          <w:bCs/>
-        </w:rPr>
-        <w:t xml:space="preserve"> </w:t>
-      </w:r>
-      <w:r>
-        <w:rPr>
-          <w:b/>
-          <w:bCs/>
-        </w:rPr>
-        <w:t xml:space="preserve">(required)</w:t>
-      </w:r>
-    </w:p>
-    <w:p>
-      <w:pPr>
-        <w:numPr>
-          <w:ilvl w:val="0"/>
-          <w:numId w:val="1000"/>
-        </w:numPr>
-      </w:pPr>
-      <w:r>
-        <w:rPr>
-          <w:rStyle w:val="VerbatimChar"/>
-        </w:rPr>
-        <w:t xml:space="preserve">string</w:t>
-      </w:r>
-      <w:r>
-        <w:t xml:space="preserve"> </w:t>
-      </w:r>
-      <w:r>
-        <w:t xml:space="preserve">— Понятное сообщение об ошибке, которое можно сразу показать пользователю в интерфейсе</w:t>
-      </w:r>
-    </w:p>
-    <w:p>
-      <w:pPr>
-        <w:pStyle w:val="FirstParagraph"/>
-      </w:pPr>
-      <w:r>
-        <w:rPr>
-          <w:b/>
-          <w:bCs/>
-        </w:rPr>
-        <w:t xml:space="preserve">Example:</w:t>
-      </w:r>
-    </w:p>
-    <w:p>
-      <w:pPr>
-        <w:pStyle w:val="SourceCode"/>
-      </w:pPr>
-      <w:r>
-        <w:rPr>
-          <w:rStyle w:val="FunctionTok"/>
-        </w:rPr>
-        <w:t xml:space="preserve">{</w:t>
-      </w:r>
-      <w:r>
-        <w:br/>
-      </w:r>
-      <w:r>
-        <w:rPr>
-          <w:rStyle w:val="NormalTok"/>
-        </w:rPr>
-        <w:t xml:space="preserve">  </w:t>
-      </w:r>
-      <w:r>
-        <w:rPr>
-          <w:rStyle w:val="DataTypeTok"/>
-        </w:rPr>
-        <w:t xml:space="preserve">"message"</w:t>
-      </w:r>
-      <w:r>
-        <w:rPr>
-          <w:rStyle w:val="FunctionTok"/>
-        </w:rPr>
-        <w:t xml:space="preserve">:</w:t>
-      </w:r>
-      <w:r>
-        <w:rPr>
-          <w:rStyle w:val="NormalTok"/>
-        </w:rPr>
-        <w:t xml:space="preserve"> </w:t>
-      </w:r>
-      <w:r>
-        <w:rPr>
-          <w:rStyle w:val="StringTok"/>
-        </w:rPr>
-        <w:t xml:space="preserve">"Неверные данные для входа"</w:t>
-      </w:r>
-      <w:r>
-        <w:rPr>
-          <w:rStyle w:val="FunctionTok"/>
-        </w:rPr>
-        <w:t xml:space="preserve">,</w:t>
-      </w:r>
-      <w:r>
-        <w:br/>
-      </w:r>
-      <w:r>
-        <w:rPr>
-          <w:rStyle w:val="NormalTok"/>
-        </w:rPr>
-        <w:t xml:space="preserve">  </w:t>
-      </w:r>
-      <w:r>
-        <w:rPr>
-          <w:rStyle w:val="DataTypeTok"/>
-        </w:rPr>
-        <w:t xml:space="preserve">"code"</w:t>
-      </w:r>
-      <w:r>
-        <w:rPr>
-          <w:rStyle w:val="FunctionTok"/>
-        </w:rPr>
-        <w:t xml:space="preserve">:</w:t>
-      </w:r>
-      <w:r>
-        <w:rPr>
-          <w:rStyle w:val="NormalTok"/>
-        </w:rPr>
-        <w:t xml:space="preserve"> </w:t>
-      </w:r>
-      <w:r>
-        <w:rPr>
-          <w:rStyle w:val="DecValTok"/>
-        </w:rPr>
-        <w:t xml:space="preserve">400</w:t>
+        <w:t xml:space="preserve">"0000000000000000_00000:00000000000000000000-0000000000000000000000000000000000000000000000000000_000000000000000000000000000-00000000000000000"</w:t>
       </w:r>
       <w:r>
         <w:br/>
@@ -1628,276 +1215,1408 @@
     </w:p>
     <w:bookmarkEnd w:id="19"/>
     <w:bookmarkEnd w:id="20"/>
+    <w:bookmarkStart w:id="25" w:name="responses-1"/>
+    <w:p>
+      <w:pPr>
+        <w:pStyle w:val="4"/>
+      </w:pPr>
+      <w:r>
+        <w:t xml:space="preserve">Responses</w:t>
+      </w:r>
+    </w:p>
+    <w:bookmarkStart w:id="22" w:name="status-204-response-for-status-204"/>
+    <w:p>
+      <w:pPr>
+        <w:pStyle w:val="5"/>
+      </w:pPr>
+      <w:r>
+        <w:t xml:space="preserve">Status: 204 Response for status 204</w:t>
+      </w:r>
+    </w:p>
+    <w:bookmarkStart w:id="21" w:name="content-type-type"/>
+    <w:p>
+      <w:pPr>
+        <w:pStyle w:val="6"/>
+      </w:pPr>
+      <w:r>
+        <w:t xml:space="preserve">Content-Type: type</w:t>
+      </w:r>
+    </w:p>
     <w:bookmarkEnd w:id="21"/>
     <w:bookmarkEnd w:id="22"/>
+    <w:bookmarkStart w:id="24" w:name="status-401-стандартный-объект-ошибки"/>
+    <w:p>
+      <w:pPr>
+        <w:pStyle w:val="5"/>
+      </w:pPr>
+      <w:r>
+        <w:t xml:space="preserve">Status: 401 Стандартный объект ошибки</w:t>
+      </w:r>
+    </w:p>
+    <w:bookmarkStart w:id="23" w:name="content-type-applicationjson-4"/>
+    <w:p>
+      <w:pPr>
+        <w:pStyle w:val="6"/>
+      </w:pPr>
+      <w:r>
+        <w:t xml:space="preserve">Content-Type: application/json</w:t>
+      </w:r>
+    </w:p>
+    <w:p>
+      <w:pPr>
+        <w:numPr>
+          <w:ilvl w:val="0"/>
+          <w:numId w:val="1010"/>
+        </w:numPr>
+      </w:pPr>
+      <w:r>
+        <w:rPr>
+          <w:rStyle w:val="VerbatimChar"/>
+          <w:b/>
+          <w:bCs/>
+        </w:rPr>
+        <w:t xml:space="preserve">code</w:t>
+      </w:r>
+      <w:r>
+        <w:rPr>
+          <w:b/>
+          <w:bCs/>
+        </w:rPr>
+        <w:t xml:space="preserve"> </w:t>
+      </w:r>
+      <w:r>
+        <w:rPr>
+          <w:b/>
+          <w:bCs/>
+        </w:rPr>
+        <w:t xml:space="preserve">(required)</w:t>
+      </w:r>
+    </w:p>
+    <w:p>
+      <w:pPr>
+        <w:numPr>
+          <w:ilvl w:val="0"/>
+          <w:numId w:val="1000"/>
+        </w:numPr>
+      </w:pPr>
+      <w:r>
+        <w:rPr>
+          <w:rStyle w:val="VerbatimChar"/>
+        </w:rPr>
+        <w:t xml:space="preserve">number</w:t>
+      </w:r>
+      <w:r>
+        <w:t xml:space="preserve">, possible values:</w:t>
+      </w:r>
+      <w:r>
+        <w:t xml:space="preserve"> </w:t>
+      </w:r>
+      <w:r>
+        <w:rPr>
+          <w:rStyle w:val="VerbatimChar"/>
+        </w:rPr>
+        <w:t xml:space="preserve">400, 401</w:t>
+      </w:r>
+      <w:r>
+        <w:t xml:space="preserve"> </w:t>
+      </w:r>
+      <w:r>
+        <w:t xml:space="preserve">— HTTP-статус ответа (код)</w:t>
+      </w:r>
+    </w:p>
+    <w:p>
+      <w:pPr>
+        <w:numPr>
+          <w:ilvl w:val="0"/>
+          <w:numId w:val="1010"/>
+        </w:numPr>
+      </w:pPr>
+      <w:r>
+        <w:rPr>
+          <w:rStyle w:val="VerbatimChar"/>
+          <w:b/>
+          <w:bCs/>
+        </w:rPr>
+        <w:t xml:space="preserve">message</w:t>
+      </w:r>
+      <w:r>
+        <w:rPr>
+          <w:b/>
+          <w:bCs/>
+        </w:rPr>
+        <w:t xml:space="preserve"> </w:t>
+      </w:r>
+      <w:r>
+        <w:rPr>
+          <w:b/>
+          <w:bCs/>
+        </w:rPr>
+        <w:t xml:space="preserve">(required)</w:t>
+      </w:r>
+    </w:p>
+    <w:p>
+      <w:pPr>
+        <w:numPr>
+          <w:ilvl w:val="0"/>
+          <w:numId w:val="1000"/>
+        </w:numPr>
+      </w:pPr>
+      <w:r>
+        <w:rPr>
+          <w:rStyle w:val="VerbatimChar"/>
+        </w:rPr>
+        <w:t xml:space="preserve">string</w:t>
+      </w:r>
+      <w:r>
+        <w:t xml:space="preserve"> </w:t>
+      </w:r>
+      <w:r>
+        <w:t xml:space="preserve">— Понятное сообщение об ошибке, которое можно сразу показать пользователю в интерфейсе</w:t>
+      </w:r>
+    </w:p>
+    <w:p>
+      <w:pPr>
+        <w:pStyle w:val="FirstParagraph"/>
+      </w:pPr>
+      <w:r>
+        <w:rPr>
+          <w:b/>
+          <w:bCs/>
+        </w:rPr>
+        <w:t xml:space="preserve">Example:</w:t>
+      </w:r>
+    </w:p>
+    <w:p>
+      <w:pPr>
+        <w:pStyle w:val="SourceCode"/>
+      </w:pPr>
+      <w:r>
+        <w:rPr>
+          <w:rStyle w:val="FunctionTok"/>
+        </w:rPr>
+        <w:t xml:space="preserve">{</w:t>
+      </w:r>
+      <w:r>
+        <w:br/>
+      </w:r>
+      <w:r>
+        <w:rPr>
+          <w:rStyle w:val="NormalTok"/>
+        </w:rPr>
+        <w:t xml:space="preserve">  </w:t>
+      </w:r>
+      <w:r>
+        <w:rPr>
+          <w:rStyle w:val="DataTypeTok"/>
+        </w:rPr>
+        <w:t xml:space="preserve">"message"</w:t>
+      </w:r>
+      <w:r>
+        <w:rPr>
+          <w:rStyle w:val="FunctionTok"/>
+        </w:rPr>
+        <w:t xml:space="preserve">:</w:t>
+      </w:r>
+      <w:r>
+        <w:rPr>
+          <w:rStyle w:val="NormalTok"/>
+        </w:rPr>
+        <w:t xml:space="preserve"> </w:t>
+      </w:r>
+      <w:r>
+        <w:rPr>
+          <w:rStyle w:val="StringTok"/>
+        </w:rPr>
+        <w:t xml:space="preserve">"Неверные данные для входа"</w:t>
+      </w:r>
+      <w:r>
+        <w:rPr>
+          <w:rStyle w:val="FunctionTok"/>
+        </w:rPr>
+        <w:t xml:space="preserve">,</w:t>
+      </w:r>
+      <w:r>
+        <w:br/>
+      </w:r>
+      <w:r>
+        <w:rPr>
+          <w:rStyle w:val="NormalTok"/>
+        </w:rPr>
+        <w:t xml:space="preserve">  </w:t>
+      </w:r>
+      <w:r>
+        <w:rPr>
+          <w:rStyle w:val="DataTypeTok"/>
+        </w:rPr>
+        <w:t xml:space="preserve">"code"</w:t>
+      </w:r>
+      <w:r>
+        <w:rPr>
+          <w:rStyle w:val="FunctionTok"/>
+        </w:rPr>
+        <w:t xml:space="preserve">:</w:t>
+      </w:r>
+      <w:r>
+        <w:rPr>
+          <w:rStyle w:val="NormalTok"/>
+        </w:rPr>
+        <w:t xml:space="preserve"> </w:t>
+      </w:r>
+      <w:r>
+        <w:rPr>
+          <w:rStyle w:val="DecValTok"/>
+        </w:rPr>
+        <w:t xml:space="preserve">400</w:t>
+      </w:r>
+      <w:r>
+        <w:br/>
+      </w:r>
+      <w:r>
+        <w:rPr>
+          <w:rStyle w:val="FunctionTok"/>
+        </w:rPr>
+        <w:t xml:space="preserve">}</w:t>
+      </w:r>
+    </w:p>
     <w:bookmarkEnd w:id="23"/>
-    <w:bookmarkStart w:id="25" w:name="schemas"/>
-    <w:p>
-      <w:pPr>
-        <w:pStyle w:val="2"/>
-      </w:pPr>
-      <w:r>
-        <w:t xml:space="preserve">Schemas</w:t>
-      </w:r>
-    </w:p>
-    <w:bookmarkStart w:id="24" w:name="error"/>
-    <w:p>
-      <w:pPr>
-        <w:pStyle w:val="3"/>
-      </w:pPr>
-      <w:r>
-        <w:t xml:space="preserve">error</w:t>
-      </w:r>
-    </w:p>
-    <w:p>
-      <w:pPr>
-        <w:pStyle w:val="Compact"/>
-        <w:numPr>
-          <w:ilvl w:val="0"/>
-          <w:numId w:val="1009"/>
-        </w:numPr>
-      </w:pPr>
-      <w:r>
-        <w:rPr>
-          <w:b/>
-          <w:bCs/>
-        </w:rPr>
-        <w:t xml:space="preserve">Type:</w:t>
-      </w:r>
-      <w:r>
-        <w:rPr>
-          <w:rStyle w:val="VerbatimChar"/>
-        </w:rPr>
-        <w:t xml:space="preserve">object</w:t>
-      </w:r>
-    </w:p>
-    <w:p>
-      <w:pPr>
-        <w:pStyle w:val="FirstParagraph"/>
-      </w:pPr>
-      <w:r>
-        <w:t xml:space="preserve">Стандартный объект ошибки</w:t>
-      </w:r>
-    </w:p>
-    <w:p>
-      <w:pPr>
-        <w:numPr>
-          <w:ilvl w:val="0"/>
-          <w:numId w:val="1010"/>
-        </w:numPr>
-      </w:pPr>
-      <w:r>
-        <w:rPr>
-          <w:rStyle w:val="VerbatimChar"/>
-          <w:b/>
-          <w:bCs/>
-        </w:rPr>
-        <w:t xml:space="preserve">code</w:t>
-      </w:r>
-      <w:r>
-        <w:rPr>
-          <w:b/>
-          <w:bCs/>
-        </w:rPr>
-        <w:t xml:space="preserve"> </w:t>
-      </w:r>
-      <w:r>
-        <w:rPr>
-          <w:b/>
-          <w:bCs/>
-        </w:rPr>
-        <w:t xml:space="preserve">(required)</w:t>
-      </w:r>
-    </w:p>
-    <w:p>
-      <w:pPr>
-        <w:numPr>
-          <w:ilvl w:val="0"/>
-          <w:numId w:val="1000"/>
-        </w:numPr>
-      </w:pPr>
-      <w:r>
-        <w:rPr>
-          <w:rStyle w:val="VerbatimChar"/>
-        </w:rPr>
-        <w:t xml:space="preserve">number</w:t>
-      </w:r>
-      <w:r>
-        <w:t xml:space="preserve">, possible values:</w:t>
-      </w:r>
-      <w:r>
-        <w:t xml:space="preserve"> </w:t>
-      </w:r>
-      <w:r>
-        <w:rPr>
-          <w:rStyle w:val="VerbatimChar"/>
-        </w:rPr>
-        <w:t xml:space="preserve">400, 401</w:t>
-      </w:r>
-      <w:r>
-        <w:t xml:space="preserve"> </w:t>
-      </w:r>
-      <w:r>
-        <w:t xml:space="preserve">— HTTP-статус ответа (код)</w:t>
-      </w:r>
-    </w:p>
-    <w:p>
-      <w:pPr>
-        <w:numPr>
-          <w:ilvl w:val="0"/>
-          <w:numId w:val="1010"/>
-        </w:numPr>
-      </w:pPr>
-      <w:r>
-        <w:rPr>
-          <w:rStyle w:val="VerbatimChar"/>
-          <w:b/>
-          <w:bCs/>
-        </w:rPr>
-        <w:t xml:space="preserve">message</w:t>
-      </w:r>
-      <w:r>
-        <w:rPr>
-          <w:b/>
-          <w:bCs/>
-        </w:rPr>
-        <w:t xml:space="preserve"> </w:t>
-      </w:r>
-      <w:r>
-        <w:rPr>
-          <w:b/>
-          <w:bCs/>
-        </w:rPr>
-        <w:t xml:space="preserve">(required)</w:t>
-      </w:r>
-    </w:p>
-    <w:p>
-      <w:pPr>
-        <w:numPr>
-          <w:ilvl w:val="0"/>
-          <w:numId w:val="1000"/>
-        </w:numPr>
-      </w:pPr>
-      <w:r>
-        <w:rPr>
-          <w:rStyle w:val="VerbatimChar"/>
-        </w:rPr>
-        <w:t xml:space="preserve">string</w:t>
-      </w:r>
-      <w:r>
-        <w:t xml:space="preserve"> </w:t>
-      </w:r>
-      <w:r>
-        <w:t xml:space="preserve">— Понятное сообщение об ошибке, которое можно сразу показать пользователю в интерфейсе</w:t>
-      </w:r>
-    </w:p>
-    <w:p>
-      <w:pPr>
-        <w:pStyle w:val="FirstParagraph"/>
-      </w:pPr>
-      <w:r>
-        <w:rPr>
-          <w:b/>
-          <w:bCs/>
-        </w:rPr>
-        <w:t xml:space="preserve">Example:</w:t>
-      </w:r>
-    </w:p>
-    <w:p>
-      <w:pPr>
-        <w:pStyle w:val="SourceCode"/>
-      </w:pPr>
-      <w:r>
-        <w:rPr>
-          <w:rStyle w:val="FunctionTok"/>
-        </w:rPr>
-        <w:t xml:space="preserve">{</w:t>
-      </w:r>
-      <w:r>
-        <w:br/>
-      </w:r>
-      <w:r>
-        <w:rPr>
-          <w:rStyle w:val="NormalTok"/>
-        </w:rPr>
-        <w:t xml:space="preserve">  </w:t>
-      </w:r>
-      <w:r>
-        <w:rPr>
-          <w:rStyle w:val="DataTypeTok"/>
-        </w:rPr>
-        <w:t xml:space="preserve">"message"</w:t>
-      </w:r>
-      <w:r>
-        <w:rPr>
-          <w:rStyle w:val="FunctionTok"/>
-        </w:rPr>
-        <w:t xml:space="preserve">:</w:t>
-      </w:r>
-      <w:r>
-        <w:rPr>
-          <w:rStyle w:val="NormalTok"/>
-        </w:rPr>
-        <w:t xml:space="preserve"> </w:t>
-      </w:r>
-      <w:r>
-        <w:rPr>
-          <w:rStyle w:val="StringTok"/>
-        </w:rPr>
-        <w:t xml:space="preserve">"Неверные данные для входа"</w:t>
-      </w:r>
-      <w:r>
-        <w:rPr>
-          <w:rStyle w:val="FunctionTok"/>
-        </w:rPr>
-        <w:t xml:space="preserve">,</w:t>
-      </w:r>
-      <w:r>
-        <w:br/>
-      </w:r>
-      <w:r>
-        <w:rPr>
-          <w:rStyle w:val="NormalTok"/>
-        </w:rPr>
-        <w:t xml:space="preserve">  </w:t>
-      </w:r>
-      <w:r>
-        <w:rPr>
-          <w:rStyle w:val="DataTypeTok"/>
-        </w:rPr>
-        <w:t xml:space="preserve">"code"</w:t>
-      </w:r>
-      <w:r>
-        <w:rPr>
-          <w:rStyle w:val="FunctionTok"/>
-        </w:rPr>
-        <w:t xml:space="preserve">:</w:t>
-      </w:r>
-      <w:r>
-        <w:rPr>
-          <w:rStyle w:val="NormalTok"/>
-        </w:rPr>
-        <w:t xml:space="preserve"> </w:t>
-      </w:r>
-      <w:r>
-        <w:rPr>
-          <w:rStyle w:val="DecValTok"/>
-        </w:rPr>
-        <w:t xml:space="preserve">400</w:t>
-      </w:r>
-      <w:r>
-        <w:br/>
-      </w:r>
-      <w:r>
-        <w:rPr>
-          <w:rStyle w:val="FunctionTok"/>
-        </w:rPr>
-        <w:t xml:space="preserve">}</w:t>
-      </w:r>
-    </w:p>
     <w:bookmarkEnd w:id="24"/>
     <w:bookmarkEnd w:id="25"/>
     <w:bookmarkEnd w:id="26"/>
+    <w:bookmarkStart w:id="32" w:name="получить-уведомления"/>
+    <w:p>
+      <w:pPr>
+        <w:pStyle w:val="3"/>
+      </w:pPr>
+      <w:r>
+        <w:t xml:space="preserve">Получить уведомления</w:t>
+      </w:r>
+    </w:p>
+    <w:p>
+      <w:pPr>
+        <w:pStyle w:val="Compact"/>
+        <w:numPr>
+          <w:ilvl w:val="0"/>
+          <w:numId w:val="1011"/>
+        </w:numPr>
+      </w:pPr>
+      <w:r>
+        <w:rPr>
+          <w:b/>
+          <w:bCs/>
+        </w:rPr>
+        <w:t xml:space="preserve">Method:</w:t>
+      </w:r>
+      <w:r>
+        <w:t xml:space="preserve"> </w:t>
+      </w:r>
+      <w:r>
+        <w:rPr>
+          <w:rStyle w:val="VerbatimChar"/>
+        </w:rPr>
+        <w:t xml:space="preserve">GET</w:t>
+      </w:r>
+    </w:p>
+    <w:p>
+      <w:pPr>
+        <w:pStyle w:val="Compact"/>
+        <w:numPr>
+          <w:ilvl w:val="0"/>
+          <w:numId w:val="1011"/>
+        </w:numPr>
+      </w:pPr>
+      <w:r>
+        <w:rPr>
+          <w:b/>
+          <w:bCs/>
+        </w:rPr>
+        <w:t xml:space="preserve">Path:</w:t>
+      </w:r>
+      <w:r>
+        <w:t xml:space="preserve"> </w:t>
+      </w:r>
+      <w:r>
+        <w:rPr>
+          <w:rStyle w:val="VerbatimChar"/>
+        </w:rPr>
+        <w:t xml:space="preserve">/notifications</w:t>
+      </w:r>
+    </w:p>
+    <w:p>
+      <w:pPr>
+        <w:pStyle w:val="FirstParagraph"/>
+      </w:pPr>
+      <w:r>
+        <w:t xml:space="preserve">Запрос списка последних непрочитанных уведомлений текущего пользователя. (требует авторизации)</w:t>
+      </w:r>
+    </w:p>
+    <w:bookmarkStart w:id="31" w:name="responses-2"/>
+    <w:p>
+      <w:pPr>
+        <w:pStyle w:val="4"/>
+      </w:pPr>
+      <w:r>
+        <w:t xml:space="preserve">Responses</w:t>
+      </w:r>
+    </w:p>
+    <w:bookmarkStart w:id="28" w:name="status-200-список-новых-уведомлений"/>
+    <w:p>
+      <w:pPr>
+        <w:pStyle w:val="5"/>
+      </w:pPr>
+      <w:r>
+        <w:t xml:space="preserve">Status: 200 Список новых уведомлений</w:t>
+      </w:r>
+    </w:p>
+    <w:bookmarkStart w:id="27" w:name="content-type-applicationjson-5"/>
+    <w:p>
+      <w:pPr>
+        <w:pStyle w:val="6"/>
+      </w:pPr>
+      <w:r>
+        <w:t xml:space="preserve">Content-Type: application/json</w:t>
+      </w:r>
+    </w:p>
+    <w:p>
+      <w:pPr>
+        <w:pStyle w:val="FirstParagraph"/>
+      </w:pPr>
+      <w:r>
+        <w:rPr>
+          <w:b/>
+          <w:bCs/>
+        </w:rPr>
+        <w:t xml:space="preserve">Array of:</w:t>
+      </w:r>
+    </w:p>
+    <w:p>
+      <w:pPr>
+        <w:numPr>
+          <w:ilvl w:val="0"/>
+          <w:numId w:val="1012"/>
+        </w:numPr>
+      </w:pPr>
+      <w:r>
+        <w:rPr>
+          <w:rStyle w:val="VerbatimChar"/>
+          <w:b/>
+          <w:bCs/>
+        </w:rPr>
+        <w:t xml:space="preserve">date</w:t>
+      </w:r>
+      <w:r>
+        <w:rPr>
+          <w:b/>
+          <w:bCs/>
+        </w:rPr>
+        <w:t xml:space="preserve"> </w:t>
+      </w:r>
+      <w:r>
+        <w:rPr>
+          <w:b/>
+          <w:bCs/>
+        </w:rPr>
+        <w:t xml:space="preserve">(required)</w:t>
+      </w:r>
+    </w:p>
+    <w:p>
+      <w:pPr>
+        <w:numPr>
+          <w:ilvl w:val="0"/>
+          <w:numId w:val="1000"/>
+        </w:numPr>
+      </w:pPr>
+      <w:r>
+        <w:rPr>
+          <w:rStyle w:val="VerbatimChar"/>
+        </w:rPr>
+        <w:t xml:space="preserve">string</w:t>
+      </w:r>
+      <w:r>
+        <w:t xml:space="preserve">, format:</w:t>
+      </w:r>
+      <w:r>
+        <w:t xml:space="preserve"> </w:t>
+      </w:r>
+      <w:r>
+        <w:rPr>
+          <w:rStyle w:val="VerbatimChar"/>
+        </w:rPr>
+        <w:t xml:space="preserve">date-time</w:t>
+      </w:r>
+      <w:r>
+        <w:t xml:space="preserve"> </w:t>
+      </w:r>
+      <w:r>
+        <w:t xml:space="preserve">— Дата и время создания уведомления в формате ISO 8601</w:t>
+      </w:r>
+    </w:p>
+    <w:p>
+      <w:pPr>
+        <w:numPr>
+          <w:ilvl w:val="0"/>
+          <w:numId w:val="1012"/>
+        </w:numPr>
+      </w:pPr>
+      <w:r>
+        <w:rPr>
+          <w:rStyle w:val="VerbatimChar"/>
+          <w:b/>
+          <w:bCs/>
+        </w:rPr>
+        <w:t xml:space="preserve">priority</w:t>
+      </w:r>
+      <w:r>
+        <w:rPr>
+          <w:b/>
+          <w:bCs/>
+        </w:rPr>
+        <w:t xml:space="preserve"> </w:t>
+      </w:r>
+      <w:r>
+        <w:rPr>
+          <w:b/>
+          <w:bCs/>
+        </w:rPr>
+        <w:t xml:space="preserve">(required)</w:t>
+      </w:r>
+    </w:p>
+    <w:p>
+      <w:pPr>
+        <w:numPr>
+          <w:ilvl w:val="0"/>
+          <w:numId w:val="1000"/>
+        </w:numPr>
+      </w:pPr>
+      <w:r>
+        <w:rPr>
+          <w:rStyle w:val="VerbatimChar"/>
+        </w:rPr>
+        <w:t xml:space="preserve">string</w:t>
+      </w:r>
+      <w:r>
+        <w:t xml:space="preserve">, possible values:</w:t>
+      </w:r>
+      <w:r>
+        <w:t xml:space="preserve"> </w:t>
+      </w:r>
+      <w:r>
+        <w:rPr>
+          <w:rStyle w:val="VerbatimChar"/>
+        </w:rPr>
+        <w:t xml:space="preserve">"low", "medium", "high", "critical"</w:t>
+      </w:r>
+      <w:r>
+        <w:t xml:space="preserve">, default:</w:t>
+      </w:r>
+      <w:r>
+        <w:t xml:space="preserve"> </w:t>
+      </w:r>
+      <w:r>
+        <w:rPr>
+          <w:rStyle w:val="VerbatimChar"/>
+        </w:rPr>
+        <w:t xml:space="preserve">"medium"</w:t>
+      </w:r>
+      <w:r>
+        <w:t xml:space="preserve"> </w:t>
+      </w:r>
+      <w:r>
+        <w:t xml:space="preserve">— Приоритет важности уведомления</w:t>
+      </w:r>
+    </w:p>
+    <w:p>
+      <w:pPr>
+        <w:numPr>
+          <w:ilvl w:val="0"/>
+          <w:numId w:val="1012"/>
+        </w:numPr>
+      </w:pPr>
+      <w:r>
+        <w:rPr>
+          <w:rStyle w:val="VerbatimChar"/>
+          <w:b/>
+          <w:bCs/>
+        </w:rPr>
+        <w:t xml:space="preserve">text</w:t>
+      </w:r>
+      <w:r>
+        <w:rPr>
+          <w:b/>
+          <w:bCs/>
+        </w:rPr>
+        <w:t xml:space="preserve"> </w:t>
+      </w:r>
+      <w:r>
+        <w:rPr>
+          <w:b/>
+          <w:bCs/>
+        </w:rPr>
+        <w:t xml:space="preserve">(required)</w:t>
+      </w:r>
+    </w:p>
+    <w:p>
+      <w:pPr>
+        <w:numPr>
+          <w:ilvl w:val="0"/>
+          <w:numId w:val="1000"/>
+        </w:numPr>
+      </w:pPr>
+      <w:r>
+        <w:rPr>
+          <w:rStyle w:val="VerbatimChar"/>
+        </w:rPr>
+        <w:t xml:space="preserve">string</w:t>
+      </w:r>
+      <w:r>
+        <w:t xml:space="preserve"> </w:t>
+      </w:r>
+      <w:r>
+        <w:t xml:space="preserve">— Текстовое содержание уведомления</w:t>
+      </w:r>
+    </w:p>
+    <w:p>
+      <w:pPr>
+        <w:numPr>
+          <w:ilvl w:val="0"/>
+          <w:numId w:val="1012"/>
+        </w:numPr>
+      </w:pPr>
+      <w:r>
+        <w:rPr>
+          <w:rStyle w:val="VerbatimChar"/>
+          <w:b/>
+          <w:bCs/>
+        </w:rPr>
+        <w:t xml:space="preserve">icon</w:t>
+      </w:r>
+    </w:p>
+    <w:p>
+      <w:pPr>
+        <w:numPr>
+          <w:ilvl w:val="0"/>
+          <w:numId w:val="1000"/>
+        </w:numPr>
+      </w:pPr>
+      <w:r>
+        <w:rPr>
+          <w:rStyle w:val="VerbatimChar"/>
+        </w:rPr>
+        <w:t xml:space="preserve">string</w:t>
+      </w:r>
+      <w:r>
+        <w:t xml:space="preserve">, format:</w:t>
+      </w:r>
+      <w:r>
+        <w:t xml:space="preserve"> </w:t>
+      </w:r>
+      <w:r>
+        <w:rPr>
+          <w:rStyle w:val="VerbatimChar"/>
+        </w:rPr>
+        <w:t xml:space="preserve">uri</w:t>
+      </w:r>
+      <w:r>
+        <w:t xml:space="preserve"> </w:t>
+      </w:r>
+      <w:r>
+        <w:t xml:space="preserve">— Ссылка на иконку уведомления (опционально)</w:t>
+      </w:r>
+    </w:p>
+    <w:p>
+      <w:pPr>
+        <w:numPr>
+          <w:ilvl w:val="0"/>
+          <w:numId w:val="1012"/>
+        </w:numPr>
+      </w:pPr>
+      <w:r>
+        <w:rPr>
+          <w:rStyle w:val="VerbatimChar"/>
+          <w:b/>
+          <w:bCs/>
+        </w:rPr>
+        <w:t xml:space="preserve">title</w:t>
+      </w:r>
+    </w:p>
+    <w:p>
+      <w:pPr>
+        <w:numPr>
+          <w:ilvl w:val="0"/>
+          <w:numId w:val="1000"/>
+        </w:numPr>
+      </w:pPr>
+      <w:r>
+        <w:rPr>
+          <w:rStyle w:val="VerbatimChar"/>
+        </w:rPr>
+        <w:t xml:space="preserve">string</w:t>
+      </w:r>
+      <w:r>
+        <w:t xml:space="preserve"> </w:t>
+      </w:r>
+      <w:r>
+        <w:t xml:space="preserve">— Заголовок уведомления (опционально)</w:t>
+      </w:r>
+    </w:p>
+    <w:p>
+      <w:pPr>
+        <w:pStyle w:val="FirstParagraph"/>
+      </w:pPr>
+      <w:r>
+        <w:rPr>
+          <w:b/>
+          <w:bCs/>
+        </w:rPr>
+        <w:t xml:space="preserve">Example:</w:t>
+      </w:r>
+    </w:p>
+    <w:p>
+      <w:pPr>
+        <w:pStyle w:val="SourceCode"/>
+      </w:pPr>
+      <w:r>
+        <w:rPr>
+          <w:rStyle w:val="OtherTok"/>
+        </w:rPr>
+        <w:t xml:space="preserve">[</w:t>
+      </w:r>
+      <w:r>
+        <w:br/>
+      </w:r>
+      <w:r>
+        <w:rPr>
+          <w:rStyle w:val="NormalTok"/>
+        </w:rPr>
+        <w:t xml:space="preserve">  </w:t>
+      </w:r>
+      <w:r>
+        <w:rPr>
+          <w:rStyle w:val="FunctionTok"/>
+        </w:rPr>
+        <w:t xml:space="preserve">{</w:t>
+      </w:r>
+      <w:r>
+        <w:br/>
+      </w:r>
+      <w:r>
+        <w:rPr>
+          <w:rStyle w:val="NormalTok"/>
+        </w:rPr>
+        <w:t xml:space="preserve">    </w:t>
+      </w:r>
+      <w:r>
+        <w:rPr>
+          <w:rStyle w:val="DataTypeTok"/>
+        </w:rPr>
+        <w:t xml:space="preserve">"date"</w:t>
+      </w:r>
+      <w:r>
+        <w:rPr>
+          <w:rStyle w:val="FunctionTok"/>
+        </w:rPr>
+        <w:t xml:space="preserve">:</w:t>
+      </w:r>
+      <w:r>
+        <w:rPr>
+          <w:rStyle w:val="NormalTok"/>
+        </w:rPr>
+        <w:t xml:space="preserve"> </w:t>
+      </w:r>
+      <w:r>
+        <w:rPr>
+          <w:rStyle w:val="StringTok"/>
+        </w:rPr>
+        <w:t xml:space="preserve">"2006-10-04T12:00:00.000Z"</w:t>
+      </w:r>
+      <w:r>
+        <w:rPr>
+          <w:rStyle w:val="FunctionTok"/>
+        </w:rPr>
+        <w:t xml:space="preserve">,</w:t>
+      </w:r>
+      <w:r>
+        <w:br/>
+      </w:r>
+      <w:r>
+        <w:rPr>
+          <w:rStyle w:val="NormalTok"/>
+        </w:rPr>
+        <w:t xml:space="preserve">    </w:t>
+      </w:r>
+      <w:r>
+        <w:rPr>
+          <w:rStyle w:val="DataTypeTok"/>
+        </w:rPr>
+        <w:t xml:space="preserve">"title"</w:t>
+      </w:r>
+      <w:r>
+        <w:rPr>
+          <w:rStyle w:val="FunctionTok"/>
+        </w:rPr>
+        <w:t xml:space="preserve">:</w:t>
+      </w:r>
+      <w:r>
+        <w:rPr>
+          <w:rStyle w:val="NormalTok"/>
+        </w:rPr>
+        <w:t xml:space="preserve"> </w:t>
+      </w:r>
+      <w:r>
+        <w:rPr>
+          <w:rStyle w:val="StringTok"/>
+        </w:rPr>
+        <w:t xml:space="preserve">"Сообщение от L"</w:t>
+      </w:r>
+      <w:r>
+        <w:rPr>
+          <w:rStyle w:val="FunctionTok"/>
+        </w:rPr>
+        <w:t xml:space="preserve">,</w:t>
+      </w:r>
+      <w:r>
+        <w:br/>
+      </w:r>
+      <w:r>
+        <w:rPr>
+          <w:rStyle w:val="NormalTok"/>
+        </w:rPr>
+        <w:t xml:space="preserve">    </w:t>
+      </w:r>
+      <w:r>
+        <w:rPr>
+          <w:rStyle w:val="DataTypeTok"/>
+        </w:rPr>
+        <w:t xml:space="preserve">"icon"</w:t>
+      </w:r>
+      <w:r>
+        <w:rPr>
+          <w:rStyle w:val="FunctionTok"/>
+        </w:rPr>
+        <w:t xml:space="preserve">:</w:t>
+      </w:r>
+      <w:r>
+        <w:rPr>
+          <w:rStyle w:val="NormalTok"/>
+        </w:rPr>
+        <w:t xml:space="preserve"> </w:t>
+      </w:r>
+      <w:r>
+        <w:rPr>
+          <w:rStyle w:val="StringTok"/>
+        </w:rPr>
+        <w:t xml:space="preserve">"https://example.com/icon.png"</w:t>
+      </w:r>
+      <w:r>
+        <w:rPr>
+          <w:rStyle w:val="FunctionTok"/>
+        </w:rPr>
+        <w:t xml:space="preserve">,</w:t>
+      </w:r>
+      <w:r>
+        <w:br/>
+      </w:r>
+      <w:r>
+        <w:rPr>
+          <w:rStyle w:val="NormalTok"/>
+        </w:rPr>
+        <w:t xml:space="preserve">    </w:t>
+      </w:r>
+      <w:r>
+        <w:rPr>
+          <w:rStyle w:val="DataTypeTok"/>
+        </w:rPr>
+        <w:t xml:space="preserve">"priority"</w:t>
+      </w:r>
+      <w:r>
+        <w:rPr>
+          <w:rStyle w:val="FunctionTok"/>
+        </w:rPr>
+        <w:t xml:space="preserve">:</w:t>
+      </w:r>
+      <w:r>
+        <w:rPr>
+          <w:rStyle w:val="NormalTok"/>
+        </w:rPr>
+        <w:t xml:space="preserve"> </w:t>
+      </w:r>
+      <w:r>
+        <w:rPr>
+          <w:rStyle w:val="StringTok"/>
+        </w:rPr>
+        <w:t xml:space="preserve">"medium"</w:t>
+      </w:r>
+      <w:r>
+        <w:rPr>
+          <w:rStyle w:val="FunctionTok"/>
+        </w:rPr>
+        <w:t xml:space="preserve">,</w:t>
+      </w:r>
+      <w:r>
+        <w:br/>
+      </w:r>
+      <w:r>
+        <w:rPr>
+          <w:rStyle w:val="NormalTok"/>
+        </w:rPr>
+        <w:t xml:space="preserve">    </w:t>
+      </w:r>
+      <w:r>
+        <w:rPr>
+          <w:rStyle w:val="DataTypeTok"/>
+        </w:rPr>
+        <w:t xml:space="preserve">"text"</w:t>
+      </w:r>
+      <w:r>
+        <w:rPr>
+          <w:rStyle w:val="FunctionTok"/>
+        </w:rPr>
+        <w:t xml:space="preserve">:</w:t>
+      </w:r>
+      <w:r>
+        <w:rPr>
+          <w:rStyle w:val="NormalTok"/>
+        </w:rPr>
+        <w:t xml:space="preserve"> </w:t>
+      </w:r>
+      <w:r>
+        <w:rPr>
+          <w:rStyle w:val="StringTok"/>
+        </w:rPr>
+        <w:t xml:space="preserve">"Приходи в офис в 6 вечера"</w:t>
+      </w:r>
+      <w:r>
+        <w:br/>
+      </w:r>
+      <w:r>
+        <w:rPr>
+          <w:rStyle w:val="NormalTok"/>
+        </w:rPr>
+        <w:t xml:space="preserve">  </w:t>
+      </w:r>
+      <w:r>
+        <w:rPr>
+          <w:rStyle w:val="FunctionTok"/>
+        </w:rPr>
+        <w:t xml:space="preserve">}</w:t>
+      </w:r>
+      <w:r>
+        <w:br/>
+      </w:r>
+      <w:r>
+        <w:rPr>
+          <w:rStyle w:val="OtherTok"/>
+        </w:rPr>
+        <w:t xml:space="preserve">]</w:t>
+      </w:r>
+    </w:p>
+    <w:bookmarkEnd w:id="27"/>
+    <w:bookmarkEnd w:id="28"/>
+    <w:bookmarkStart w:id="30" w:name="status-401-стандартный-объект-ошибки-1"/>
+    <w:p>
+      <w:pPr>
+        <w:pStyle w:val="5"/>
+      </w:pPr>
+      <w:r>
+        <w:t xml:space="preserve">Status: 401 Стандартный объект ошибки</w:t>
+      </w:r>
+    </w:p>
+    <w:bookmarkStart w:id="29" w:name="content-type-applicationjson-6"/>
+    <w:p>
+      <w:pPr>
+        <w:pStyle w:val="6"/>
+      </w:pPr>
+      <w:r>
+        <w:t xml:space="preserve">Content-Type: application/json</w:t>
+      </w:r>
+    </w:p>
+    <w:p>
+      <w:pPr>
+        <w:numPr>
+          <w:ilvl w:val="0"/>
+          <w:numId w:val="1013"/>
+        </w:numPr>
+      </w:pPr>
+      <w:r>
+        <w:rPr>
+          <w:rStyle w:val="VerbatimChar"/>
+          <w:b/>
+          <w:bCs/>
+        </w:rPr>
+        <w:t xml:space="preserve">code</w:t>
+      </w:r>
+      <w:r>
+        <w:rPr>
+          <w:b/>
+          <w:bCs/>
+        </w:rPr>
+        <w:t xml:space="preserve"> </w:t>
+      </w:r>
+      <w:r>
+        <w:rPr>
+          <w:b/>
+          <w:bCs/>
+        </w:rPr>
+        <w:t xml:space="preserve">(required)</w:t>
+      </w:r>
+    </w:p>
+    <w:p>
+      <w:pPr>
+        <w:numPr>
+          <w:ilvl w:val="0"/>
+          <w:numId w:val="1000"/>
+        </w:numPr>
+      </w:pPr>
+      <w:r>
+        <w:rPr>
+          <w:rStyle w:val="VerbatimChar"/>
+        </w:rPr>
+        <w:t xml:space="preserve">number</w:t>
+      </w:r>
+      <w:r>
+        <w:t xml:space="preserve">, possible values:</w:t>
+      </w:r>
+      <w:r>
+        <w:t xml:space="preserve"> </w:t>
+      </w:r>
+      <w:r>
+        <w:rPr>
+          <w:rStyle w:val="VerbatimChar"/>
+        </w:rPr>
+        <w:t xml:space="preserve">400, 401</w:t>
+      </w:r>
+      <w:r>
+        <w:t xml:space="preserve"> </w:t>
+      </w:r>
+      <w:r>
+        <w:t xml:space="preserve">— HTTP-статус ответа (код)</w:t>
+      </w:r>
+    </w:p>
+    <w:p>
+      <w:pPr>
+        <w:numPr>
+          <w:ilvl w:val="0"/>
+          <w:numId w:val="1013"/>
+        </w:numPr>
+      </w:pPr>
+      <w:r>
+        <w:rPr>
+          <w:rStyle w:val="VerbatimChar"/>
+          <w:b/>
+          <w:bCs/>
+        </w:rPr>
+        <w:t xml:space="preserve">message</w:t>
+      </w:r>
+      <w:r>
+        <w:rPr>
+          <w:b/>
+          <w:bCs/>
+        </w:rPr>
+        <w:t xml:space="preserve"> </w:t>
+      </w:r>
+      <w:r>
+        <w:rPr>
+          <w:b/>
+          <w:bCs/>
+        </w:rPr>
+        <w:t xml:space="preserve">(required)</w:t>
+      </w:r>
+    </w:p>
+    <w:p>
+      <w:pPr>
+        <w:numPr>
+          <w:ilvl w:val="0"/>
+          <w:numId w:val="1000"/>
+        </w:numPr>
+      </w:pPr>
+      <w:r>
+        <w:rPr>
+          <w:rStyle w:val="VerbatimChar"/>
+        </w:rPr>
+        <w:t xml:space="preserve">string</w:t>
+      </w:r>
+      <w:r>
+        <w:t xml:space="preserve"> </w:t>
+      </w:r>
+      <w:r>
+        <w:t xml:space="preserve">— Понятное сообщение об ошибке, которое можно сразу показать пользователю в интерфейсе</w:t>
+      </w:r>
+    </w:p>
+    <w:p>
+      <w:pPr>
+        <w:pStyle w:val="FirstParagraph"/>
+      </w:pPr>
+      <w:r>
+        <w:rPr>
+          <w:b/>
+          <w:bCs/>
+        </w:rPr>
+        <w:t xml:space="preserve">Example:</w:t>
+      </w:r>
+    </w:p>
+    <w:p>
+      <w:pPr>
+        <w:pStyle w:val="SourceCode"/>
+      </w:pPr>
+      <w:r>
+        <w:rPr>
+          <w:rStyle w:val="FunctionTok"/>
+        </w:rPr>
+        <w:t xml:space="preserve">{</w:t>
+      </w:r>
+      <w:r>
+        <w:br/>
+      </w:r>
+      <w:r>
+        <w:rPr>
+          <w:rStyle w:val="NormalTok"/>
+        </w:rPr>
+        <w:t xml:space="preserve">  </w:t>
+      </w:r>
+      <w:r>
+        <w:rPr>
+          <w:rStyle w:val="DataTypeTok"/>
+        </w:rPr>
+        <w:t xml:space="preserve">"message"</w:t>
+      </w:r>
+      <w:r>
+        <w:rPr>
+          <w:rStyle w:val="FunctionTok"/>
+        </w:rPr>
+        <w:t xml:space="preserve">:</w:t>
+      </w:r>
+      <w:r>
+        <w:rPr>
+          <w:rStyle w:val="NormalTok"/>
+        </w:rPr>
+        <w:t xml:space="preserve"> </w:t>
+      </w:r>
+      <w:r>
+        <w:rPr>
+          <w:rStyle w:val="StringTok"/>
+        </w:rPr>
+        <w:t xml:space="preserve">"Неверные данные для входа"</w:t>
+      </w:r>
+      <w:r>
+        <w:rPr>
+          <w:rStyle w:val="FunctionTok"/>
+        </w:rPr>
+        <w:t xml:space="preserve">,</w:t>
+      </w:r>
+      <w:r>
+        <w:br/>
+      </w:r>
+      <w:r>
+        <w:rPr>
+          <w:rStyle w:val="NormalTok"/>
+        </w:rPr>
+        <w:t xml:space="preserve">  </w:t>
+      </w:r>
+      <w:r>
+        <w:rPr>
+          <w:rStyle w:val="DataTypeTok"/>
+        </w:rPr>
+        <w:t xml:space="preserve">"code"</w:t>
+      </w:r>
+      <w:r>
+        <w:rPr>
+          <w:rStyle w:val="FunctionTok"/>
+        </w:rPr>
+        <w:t xml:space="preserve">:</w:t>
+      </w:r>
+      <w:r>
+        <w:rPr>
+          <w:rStyle w:val="NormalTok"/>
+        </w:rPr>
+        <w:t xml:space="preserve"> </w:t>
+      </w:r>
+      <w:r>
+        <w:rPr>
+          <w:rStyle w:val="DecValTok"/>
+        </w:rPr>
+        <w:t xml:space="preserve">400</w:t>
+      </w:r>
+      <w:r>
+        <w:br/>
+      </w:r>
+      <w:r>
+        <w:rPr>
+          <w:rStyle w:val="FunctionTok"/>
+        </w:rPr>
+        <w:t xml:space="preserve">}</w:t>
+      </w:r>
+    </w:p>
+    <w:bookmarkEnd w:id="29"/>
+    <w:bookmarkEnd w:id="30"/>
+    <w:bookmarkEnd w:id="31"/>
+    <w:bookmarkEnd w:id="32"/>
+    <w:bookmarkEnd w:id="33"/>
+    <w:bookmarkStart w:id="35" w:name="schemas"/>
+    <w:p>
+      <w:pPr>
+        <w:pStyle w:val="2"/>
+      </w:pPr>
+      <w:r>
+        <w:t xml:space="preserve">Schemas</w:t>
+      </w:r>
+    </w:p>
+    <w:bookmarkStart w:id="34" w:name="error"/>
+    <w:p>
+      <w:pPr>
+        <w:pStyle w:val="3"/>
+      </w:pPr>
+      <w:r>
+        <w:t xml:space="preserve">error</w:t>
+      </w:r>
+    </w:p>
+    <w:p>
+      <w:pPr>
+        <w:pStyle w:val="Compact"/>
+        <w:numPr>
+          <w:ilvl w:val="0"/>
+          <w:numId w:val="1014"/>
+        </w:numPr>
+      </w:pPr>
+      <w:r>
+        <w:rPr>
+          <w:b/>
+          <w:bCs/>
+        </w:rPr>
+        <w:t xml:space="preserve">Type:</w:t>
+      </w:r>
+      <w:r>
+        <w:rPr>
+          <w:rStyle w:val="VerbatimChar"/>
+        </w:rPr>
+        <w:t xml:space="preserve">object</w:t>
+      </w:r>
+    </w:p>
+    <w:p>
+      <w:pPr>
+        <w:pStyle w:val="FirstParagraph"/>
+      </w:pPr>
+      <w:r>
+        <w:t xml:space="preserve">Стандартный объект ошибки</w:t>
+      </w:r>
+    </w:p>
+    <w:p>
+      <w:pPr>
+        <w:numPr>
+          <w:ilvl w:val="0"/>
+          <w:numId w:val="1015"/>
+        </w:numPr>
+      </w:pPr>
+      <w:r>
+        <w:rPr>
+          <w:rStyle w:val="VerbatimChar"/>
+          <w:b/>
+          <w:bCs/>
+        </w:rPr>
+        <w:t xml:space="preserve">code</w:t>
+      </w:r>
+      <w:r>
+        <w:rPr>
+          <w:b/>
+          <w:bCs/>
+        </w:rPr>
+        <w:t xml:space="preserve"> </w:t>
+      </w:r>
+      <w:r>
+        <w:rPr>
+          <w:b/>
+          <w:bCs/>
+        </w:rPr>
+        <w:t xml:space="preserve">(required)</w:t>
+      </w:r>
+    </w:p>
+    <w:p>
+      <w:pPr>
+        <w:numPr>
+          <w:ilvl w:val="0"/>
+          <w:numId w:val="1000"/>
+        </w:numPr>
+      </w:pPr>
+      <w:r>
+        <w:rPr>
+          <w:rStyle w:val="VerbatimChar"/>
+        </w:rPr>
+        <w:t xml:space="preserve">number</w:t>
+      </w:r>
+      <w:r>
+        <w:t xml:space="preserve">, possible values:</w:t>
+      </w:r>
+      <w:r>
+        <w:t xml:space="preserve"> </w:t>
+      </w:r>
+      <w:r>
+        <w:rPr>
+          <w:rStyle w:val="VerbatimChar"/>
+        </w:rPr>
+        <w:t xml:space="preserve">400, 401</w:t>
+      </w:r>
+      <w:r>
+        <w:t xml:space="preserve"> </w:t>
+      </w:r>
+      <w:r>
+        <w:t xml:space="preserve">— HTTP-статус ответа (код)</w:t>
+      </w:r>
+    </w:p>
+    <w:p>
+      <w:pPr>
+        <w:numPr>
+          <w:ilvl w:val="0"/>
+          <w:numId w:val="1015"/>
+        </w:numPr>
+      </w:pPr>
+      <w:r>
+        <w:rPr>
+          <w:rStyle w:val="VerbatimChar"/>
+          <w:b/>
+          <w:bCs/>
+        </w:rPr>
+        <w:t xml:space="preserve">message</w:t>
+      </w:r>
+      <w:r>
+        <w:rPr>
+          <w:b/>
+          <w:bCs/>
+        </w:rPr>
+        <w:t xml:space="preserve"> </w:t>
+      </w:r>
+      <w:r>
+        <w:rPr>
+          <w:b/>
+          <w:bCs/>
+        </w:rPr>
+        <w:t xml:space="preserve">(required)</w:t>
+      </w:r>
+    </w:p>
+    <w:p>
+      <w:pPr>
+        <w:numPr>
+          <w:ilvl w:val="0"/>
+          <w:numId w:val="1000"/>
+        </w:numPr>
+      </w:pPr>
+      <w:r>
+        <w:rPr>
+          <w:rStyle w:val="VerbatimChar"/>
+        </w:rPr>
+        <w:t xml:space="preserve">string</w:t>
+      </w:r>
+      <w:r>
+        <w:t xml:space="preserve"> </w:t>
+      </w:r>
+      <w:r>
+        <w:t xml:space="preserve">— Понятное сообщение об ошибке, которое можно сразу показать пользователю в интерфейсе</w:t>
+      </w:r>
+    </w:p>
+    <w:p>
+      <w:pPr>
+        <w:pStyle w:val="FirstParagraph"/>
+      </w:pPr>
+      <w:r>
+        <w:rPr>
+          <w:b/>
+          <w:bCs/>
+        </w:rPr>
+        <w:t xml:space="preserve">Example:</w:t>
+      </w:r>
+    </w:p>
+    <w:p>
+      <w:pPr>
+        <w:pStyle w:val="SourceCode"/>
+      </w:pPr>
+      <w:r>
+        <w:rPr>
+          <w:rStyle w:val="FunctionTok"/>
+        </w:rPr>
+        <w:t xml:space="preserve">{</w:t>
+      </w:r>
+      <w:r>
+        <w:br/>
+      </w:r>
+      <w:r>
+        <w:rPr>
+          <w:rStyle w:val="NormalTok"/>
+        </w:rPr>
+        <w:t xml:space="preserve">  </w:t>
+      </w:r>
+      <w:r>
+        <w:rPr>
+          <w:rStyle w:val="DataTypeTok"/>
+        </w:rPr>
+        <w:t xml:space="preserve">"message"</w:t>
+      </w:r>
+      <w:r>
+        <w:rPr>
+          <w:rStyle w:val="FunctionTok"/>
+        </w:rPr>
+        <w:t xml:space="preserve">:</w:t>
+      </w:r>
+      <w:r>
+        <w:rPr>
+          <w:rStyle w:val="NormalTok"/>
+        </w:rPr>
+        <w:t xml:space="preserve"> </w:t>
+      </w:r>
+      <w:r>
+        <w:rPr>
+          <w:rStyle w:val="StringTok"/>
+        </w:rPr>
+        <w:t xml:space="preserve">"Неверные данные для входа"</w:t>
+      </w:r>
+      <w:r>
+        <w:rPr>
+          <w:rStyle w:val="FunctionTok"/>
+        </w:rPr>
+        <w:t xml:space="preserve">,</w:t>
+      </w:r>
+      <w:r>
+        <w:br/>
+      </w:r>
+      <w:r>
+        <w:rPr>
+          <w:rStyle w:val="NormalTok"/>
+        </w:rPr>
+        <w:t xml:space="preserve">  </w:t>
+      </w:r>
+      <w:r>
+        <w:rPr>
+          <w:rStyle w:val="DataTypeTok"/>
+        </w:rPr>
+        <w:t xml:space="preserve">"code"</w:t>
+      </w:r>
+      <w:r>
+        <w:rPr>
+          <w:rStyle w:val="FunctionTok"/>
+        </w:rPr>
+        <w:t xml:space="preserve">:</w:t>
+      </w:r>
+      <w:r>
+        <w:rPr>
+          <w:rStyle w:val="NormalTok"/>
+        </w:rPr>
+        <w:t xml:space="preserve"> </w:t>
+      </w:r>
+      <w:r>
+        <w:rPr>
+          <w:rStyle w:val="DecValTok"/>
+        </w:rPr>
+        <w:t xml:space="preserve">400</w:t>
+      </w:r>
+      <w:r>
+        <w:br/>
+      </w:r>
+      <w:r>
+        <w:rPr>
+          <w:rStyle w:val="FunctionTok"/>
+        </w:rPr>
+        <w:t xml:space="preserve">}</w:t>
+      </w:r>
+    </w:p>
+    <w:bookmarkEnd w:id="34"/>
+    <w:bookmarkEnd w:id="35"/>
+    <w:bookmarkEnd w:id="36"/>
     <w:sectPr>
       <w:footnotePr>
         <w:numRestart w:val="eachSect"/>
@@ -2252,6 +2971,21 @@
     <w:abstractNumId w:val="991"/>
   </w:num>
   <w:num w:numId="1010">
+    <w:abstractNumId w:val="991"/>
+  </w:num>
+  <w:num w:numId="1011">
+    <w:abstractNumId w:val="991"/>
+  </w:num>
+  <w:num w:numId="1012">
+    <w:abstractNumId w:val="991"/>
+  </w:num>
+  <w:num w:numId="1013">
+    <w:abstractNumId w:val="991"/>
+  </w:num>
+  <w:num w:numId="1014">
+    <w:abstractNumId w:val="991"/>
+  </w:num>
+  <w:num w:numId="1015">
     <w:abstractNumId w:val="991"/>
   </w:num>
 </w:numbering>
